--- a/docs/Virtual_Avatar_PRD.docx
+++ b/docs/Virtual_Avatar_PRD.docx
@@ -91,25 +91,279 @@
         <w:t xml:space="preserve"> SaaS 플랫폼</w:t>
       </w:r>
     </w:p>
+    <w:tbl>
+      <w:tblPr>
+        <w:tblStyle w:val="af"/>
+        <w:tblW w:w="0" w:type="auto"/>
+        <w:tblLook w:val="04A0" w:firstRow="1" w:lastRow="0" w:firstColumn="1" w:lastColumn="0" w:noHBand="0" w:noVBand="1"/>
+      </w:tblPr>
+      <w:tblGrid>
+        <w:gridCol w:w="2122"/>
+        <w:gridCol w:w="6894"/>
+      </w:tblGrid>
+      <w:tr>
+        <w:tc>
+          <w:tcPr>
+            <w:tcW w:w="2122" w:type="dxa"/>
+          </w:tcPr>
+          <w:p>
+            <w:pPr>
+              <w:spacing w:after="120"/>
+            </w:pPr>
+            <w:r>
+              <w:rPr>
+                <w:rFonts w:hint="eastAsia"/>
+              </w:rPr>
+              <w:t>프로젝트 제목</w:t>
+            </w:r>
+          </w:p>
+        </w:tc>
+        <w:tc>
+          <w:tcPr>
+            <w:tcW w:w="6894" w:type="dxa"/>
+          </w:tcPr>
+          <w:p>
+            <w:pPr>
+              <w:spacing w:after="120"/>
+              <w:jc w:val="center"/>
+            </w:pPr>
+            <w:r>
+              <w:t>Virtual Avatar</w:t>
+            </w:r>
+          </w:p>
+        </w:tc>
+      </w:tr>
+      <w:tr>
+        <w:tc>
+          <w:tcPr>
+            <w:tcW w:w="2122" w:type="dxa"/>
+          </w:tcPr>
+          <w:p>
+            <w:pPr>
+              <w:spacing w:after="120"/>
+              <w:jc w:val="center"/>
+            </w:pPr>
+            <w:r>
+              <w:rPr>
+                <w:rFonts w:hint="eastAsia"/>
+              </w:rPr>
+              <w:t>프로젝트 기간</w:t>
+            </w:r>
+          </w:p>
+        </w:tc>
+        <w:tc>
+          <w:tcPr>
+            <w:tcW w:w="6894" w:type="dxa"/>
+          </w:tcPr>
+          <w:p>
+            <w:pPr>
+              <w:spacing w:after="120"/>
+              <w:jc w:val="center"/>
+            </w:pPr>
+            <w:r>
+              <w:rPr>
+                <w:rFonts w:hint="eastAsia"/>
+              </w:rPr>
+              <w:t>2026.03.03 ~ 2026.06.22</w:t>
+            </w:r>
+          </w:p>
+        </w:tc>
+      </w:tr>
+      <w:tr>
+        <w:tc>
+          <w:tcPr>
+            <w:tcW w:w="2122" w:type="dxa"/>
+          </w:tcPr>
+          <w:p>
+            <w:pPr>
+              <w:spacing w:after="120"/>
+              <w:jc w:val="center"/>
+            </w:pPr>
+            <w:r>
+              <w:rPr>
+                <w:rFonts w:hint="eastAsia"/>
+              </w:rPr>
+              <w:t>프로젝트 협력기관</w:t>
+            </w:r>
+          </w:p>
+        </w:tc>
+        <w:tc>
+          <w:tcPr>
+            <w:tcW w:w="6894" w:type="dxa"/>
+          </w:tcPr>
+          <w:p>
+            <w:pPr>
+              <w:spacing w:after="120"/>
+              <w:jc w:val="center"/>
+            </w:pPr>
+            <w:r>
+              <w:t>NC AI</w:t>
+            </w:r>
+          </w:p>
+        </w:tc>
+      </w:tr>
+      <w:tr>
+        <w:tc>
+          <w:tcPr>
+            <w:tcW w:w="2122" w:type="dxa"/>
+          </w:tcPr>
+          <w:p>
+            <w:pPr>
+              <w:spacing w:after="120"/>
+              <w:jc w:val="center"/>
+              <w:rPr>
+                <w:rFonts w:hint="eastAsia"/>
+              </w:rPr>
+            </w:pPr>
+            <w:r>
+              <w:rPr>
+                <w:rFonts w:hint="eastAsia"/>
+              </w:rPr>
+              <w:t>프로젝트 참여학생</w:t>
+            </w:r>
+          </w:p>
+        </w:tc>
+        <w:tc>
+          <w:tcPr>
+            <w:tcW w:w="6894" w:type="dxa"/>
+          </w:tcPr>
+          <w:p>
+            <w:pPr>
+              <w:spacing w:after="120"/>
+              <w:jc w:val="center"/>
+              <w:rPr>
+                <w:rFonts w:hint="eastAsia"/>
+              </w:rPr>
+            </w:pPr>
+            <w:r>
+              <w:rPr>
+                <w:rFonts w:hint="eastAsia"/>
+              </w:rPr>
+              <w:t xml:space="preserve">컴퓨터학과 백승우 </w:t>
+            </w:r>
+            <w:r>
+              <w:br/>
+            </w:r>
+            <w:r>
+              <w:rPr>
+                <w:rFonts w:hint="eastAsia"/>
+              </w:rPr>
+              <w:t>컴퓨터학과 최윤수</w:t>
+            </w:r>
+            <w:r>
+              <w:br/>
+            </w:r>
+            <w:r>
+              <w:rPr>
+                <w:rFonts w:hint="eastAsia"/>
+              </w:rPr>
+              <w:t xml:space="preserve">컴퓨터학과 </w:t>
+            </w:r>
+            <w:proofErr w:type="spellStart"/>
+            <w:r>
+              <w:rPr>
+                <w:rFonts w:hint="eastAsia"/>
+              </w:rPr>
+              <w:t>장동윤</w:t>
+            </w:r>
+            <w:proofErr w:type="spellEnd"/>
+            <w:r>
+              <w:br/>
+            </w:r>
+            <w:r>
+              <w:rPr>
+                <w:rFonts w:hint="eastAsia"/>
+              </w:rPr>
+              <w:t xml:space="preserve">데이터과학과 조수빈 </w:t>
+            </w:r>
+            <w:r>
+              <w:br/>
+            </w:r>
+            <w:r>
+              <w:rPr>
+                <w:rFonts w:hint="eastAsia"/>
+              </w:rPr>
+              <w:t>미디어학부 이현지</w:t>
+            </w:r>
+          </w:p>
+        </w:tc>
+      </w:tr>
+      <w:tr>
+        <w:tc>
+          <w:tcPr>
+            <w:tcW w:w="2122" w:type="dxa"/>
+          </w:tcPr>
+          <w:p>
+            <w:pPr>
+              <w:spacing w:after="120"/>
+              <w:jc w:val="center"/>
+              <w:rPr>
+                <w:rFonts w:hint="eastAsia"/>
+              </w:rPr>
+            </w:pPr>
+            <w:r>
+              <w:rPr>
+                <w:rFonts w:hint="eastAsia"/>
+              </w:rPr>
+              <w:t>산업체 참여</w:t>
+            </w:r>
+          </w:p>
+        </w:tc>
+        <w:tc>
+          <w:tcPr>
+            <w:tcW w:w="6894" w:type="dxa"/>
+          </w:tcPr>
+          <w:p>
+            <w:pPr>
+              <w:spacing w:after="120"/>
+              <w:jc w:val="center"/>
+              <w:rPr>
+                <w:rFonts w:hint="eastAsia"/>
+              </w:rPr>
+            </w:pPr>
+            <w:proofErr w:type="spellStart"/>
+            <w:r>
+              <w:rPr>
+                <w:rFonts w:hint="eastAsia"/>
+              </w:rPr>
+              <w:t>김장영</w:t>
+            </w:r>
+            <w:proofErr w:type="spellEnd"/>
+            <w:r>
+              <w:rPr>
+                <w:rFonts w:hint="eastAsia"/>
+              </w:rPr>
+              <w:t xml:space="preserve">, 이선경, </w:t>
+            </w:r>
+            <w:proofErr w:type="spellStart"/>
+            <w:r>
+              <w:rPr>
+                <w:rFonts w:hint="eastAsia"/>
+              </w:rPr>
+              <w:t>조남연</w:t>
+            </w:r>
+            <w:proofErr w:type="spellEnd"/>
+            <w:r>
+              <w:rPr>
+                <w:rFonts w:hint="eastAsia"/>
+              </w:rPr>
+              <w:t>, 박재현, 신동원</w:t>
+            </w:r>
+          </w:p>
+        </w:tc>
+      </w:tr>
+    </w:tbl>
+    <w:p>
+      <w:pPr>
+        <w:spacing w:after="120"/>
+        <w:jc w:val="center"/>
+      </w:pPr>
+    </w:p>
     <w:p>
       <w:pPr>
         <w:spacing w:before="600" w:after="100"/>
         <w:jc w:val="center"/>
       </w:pPr>
-    </w:p>
-    <w:p>
-      <w:pPr>
-        <w:spacing w:before="600"/>
-        <w:jc w:val="center"/>
-      </w:pPr>
-      <w:r>
-        <w:rPr>
-          <w:color w:val="888888"/>
-          <w:sz w:val="18"/>
-          <w:szCs w:val="18"/>
-        </w:rPr>
-        <w:t>이 문서는 Virtual Avatar 프로젝트의 시장분석, 비즈니스 모델, 기술 파이프라인을 통합적으로 다룹니다.</w:t>
-      </w:r>
     </w:p>
     <w:p>
       <w:r>
@@ -1236,18 +1490,7 @@
                 <w:rStyle w:val="IndexLink"/>
               </w:rPr>
               <w:tab/>
-            </w:r>
-            <w:r>
-              <w:rPr>
-                <w:rStyle w:val="IndexLink"/>
-              </w:rPr>
-              <w:t>1</w:t>
-            </w:r>
-            <w:r>
-              <w:rPr>
-                <w:rStyle w:val="IndexLink"/>
-              </w:rPr>
-              <w:t>9</w:t>
+              <w:t>19</w:t>
             </w:r>
           </w:hyperlink>
         </w:p>
@@ -22420,6 +22663,22 @@
       <w:snapToGrid w:val="0"/>
     </w:pPr>
   </w:style>
+  <w:style w:type="table" w:styleId="af">
+    <w:name w:val="Table Grid"/>
+    <w:basedOn w:val="a1"/>
+    <w:uiPriority w:val="39"/>
+    <w:rsid w:val="00E5268F"/>
+    <w:tblPr>
+      <w:tblBorders>
+        <w:top w:val="single" w:sz="4" w:space="0" w:color="auto"/>
+        <w:left w:val="single" w:sz="4" w:space="0" w:color="auto"/>
+        <w:bottom w:val="single" w:sz="4" w:space="0" w:color="auto"/>
+        <w:right w:val="single" w:sz="4" w:space="0" w:color="auto"/>
+        <w:insideH w:val="single" w:sz="4" w:space="0" w:color="auto"/>
+        <w:insideV w:val="single" w:sz="4" w:space="0" w:color="auto"/>
+      </w:tblBorders>
+    </w:tblPr>
+  </w:style>
 </w:styles>
 </file>
 
